--- a/companies/dev-mini/Firm/Firm Overview 2022 v3.docx
+++ b/companies/dev-mini/Firm/Firm Overview 2022 v3.docx
@@ -7,17 +7,12 @@
         <w:pStyle w:val="Heading1"/>
       </w:pPr>
       <w:r>
-        <w:t>Pinebrook Advisory Group</w:t>
+        <w:t>Pinebrook Advisory Group LLC: Firm Overview</w:t>
       </w:r>
     </w:p>
     <w:p>
       <w:r>
-        <w:t>Pinebrook Advisory Group is a management consulting firm of five people, and we mean to keep it that size. The size is the strategy. It lets a partner stay on every engagement from start to finish, it keeps our clients out of the hands of a rotating bench of juniors, and it enforces the discipline that makes our work worth paying for: we take on only what we can do well, we keep the scope tight, and we hand back decisions rather than binders.</w:t>
-      </w:r>
-    </w:p>
-    <w:p>
-      <w:r>
-        <w:t>We work with mid-market operating companies, the businesses that make, move, and sell real things and that have grown to the point where the way they run needs a hard, honest look. Over the past three years that has meant a steady handful of engagements a year, each one led by a partner and staffed by people who do the analysis themselves. The problems change from one client to the next. The method does not: we work from evidence, we say what we find plainly, and we recommend only what we would be willing to carry out ourselves. We have stayed in the middle market on purpose. It is where a firm our size can come to know a client's operation in real depth, and where clear, practical advice still changes the trajectory of a business rather than getting lost in a much larger machine.</w:t>
+        <w:t>Three engagements, all of them closed, and no two of them the same shape. That is the record of this firm as it stands, and a prospective client should weigh it as a short record honestly described rather than a long one. What the three have in common is the only thing we would ask anyone to generalize from. In each of them the client already held the information needed to make the decision, and in each of them nobody inside the building had been given the standing, or the free week, to ask that information a direct question. That is the work. It is also the only work we claim to be good at.</w:t>
       </w:r>
     </w:p>
     <w:p>
@@ -25,12 +20,12 @@
         <w:pStyle w:val="Heading2"/>
       </w:pPr>
       <w:r>
-        <w:t>What We Do</w:t>
+        <w:t>The record</w:t>
       </w:r>
     </w:p>
     <w:p>
       <w:r>
-        <w:t>Our work falls into three areas. Operational reviews are the core of the practice: mapping how work actually gets done across a company's key functions, finding where cost, time, and quality are being lost, and turning that into a short, prioritized set of changes. Pricing studies look at how a company prices and where margin is leaking, so that discipline replaces habit in the places that most affect the bottom line. Post-acquisition integration work helps a buyer fold an acquired business in without breaking what made it worth buying. Most clients come to us with one of these problems clearly in view; often the work that matters most is the problem sitting right next to it.</w:t>
+        <w:t>The first engagement this firm signed was an operational review for Johnson and Sons, and it set the pattern for everything after it: a written scope, a fixed fee, a walk through the operation with the people who actually run it, and a set of recommendations short enough that a management team could argue about all of them in one sitting. The second was a pricing study for Dean PLC, run almost entirely by telephone and video for reasons everybody now remembers, which worked better than we expected, though we would still rather be in the room when the answer is going to be unwelcome. The third was integration support for Reeves, Miller and Thompson in the months after their acquisition closed, where most of what we added was deciding, item by item, which of two ways of doing a thing to keep and which of the available arguments were not worth having.</w:t>
       </w:r>
     </w:p>
     <w:p>
@@ -38,12 +33,12 @@
         <w:pStyle w:val="Heading2"/>
       </w:pPr>
       <w:r>
-        <w:t>The Team</w:t>
+        <w:t>What the three had in common</w:t>
       </w:r>
     </w:p>
     <w:p>
       <w:r>
-        <w:t>The firm is deliberately flat. A partner leads each engagement and answers for the result, and the day-to-day is carried by senior and principal consultants and an analyst who do the mapping, the data work, and the writing themselves. There is no layer between the people who meet the client and the people who do the work, because at five people they are the same people. It is the arrangement that lets us promise a client the partner's attention and actually keep the promise.</w:t>
+        <w:t>None of them was a research project. Each began with a decision the client had to make and a point by which it had to be made, and the scope was written backwards from that. We do not sell studies. A study is what a firm produces when nobody agreed in advance what would change as a result of it, and the recognizable end of one is a document that circulates for two weeks and then stops circulating. If a client cannot tell us what they will do differently depending on our answer, we are the wrong firm for the assignment, and we would rather say so before anyone has spent anything than discover it together in the last month.</w:t>
       </w:r>
     </w:p>
     <w:p>
@@ -51,12 +46,12 @@
         <w:pStyle w:val="Heading2"/>
       </w:pPr>
       <w:r>
-        <w:t>Selected Engagements</w:t>
+        <w:t>What has changed</w:t>
       </w:r>
     </w:p>
     <w:p>
       <w:r>
-        <w:t>The firm's first operational review was for Johnson and Sons, an operating company whose processes had not kept pace with its growth. The pattern of that work, close to the operation and grounded in what we could observe rather than in what a manual claimed, set the template for the reviews that followed. Since then our engagements have included work for Dean PLC and Reeves, Miller and Thompson, across the range of problems described above. In each case the shape of the result was the same: a clear read on the situation, a handful of recommendations the client believed in, and a leadership working session to make sure the conclusions were understood and owned before we handed them over.</w:t>
+        <w:t>Less than a prospective client might expect. We still scope in writing, still quote a fixed fee, and still put the people who met the client in the first week on the file at the end. The change is one of tempo: findings now go out earlier and shorter, because a client who can see the direction of travel by the midpoint makes better use of the last third of an engagement than one who is handed a finished document and asked to react to it. We have also grown slower to say yes, which is a change we would not have predicted and do not regret.</w:t>
       </w:r>
     </w:p>
     <w:p>
@@ -64,26 +59,25 @@
         <w:pStyle w:val="Heading2"/>
       </w:pPr>
       <w:r>
-        <w:t>How We Run an Engagement</w:t>
+        <w:t>Terms</w:t>
       </w:r>
     </w:p>
     <w:p>
       <w:r>
-        <w:t>Every engagement starts the same way, with the objective stated plainly in the client's own words, so that we solve the problem you have and not the one that is easiest to study. From there the work is direct. We observe the operation, we talk with the people who run it, and we reconcile what we see against the numbers the company already produces. We keep the client informed as we go, because no client of ours should be surprised at the readout. At the close you get a short written findings report, a prioritized set of recommendations, and a working session where we walk your leadership through both. The engagement is over when you have what you need to act, not when the hours run out.</w:t>
+        <w:t>A fixed fee, set out in the engagement letter and agreed before any work begins, billed on the schedule that same letter states. We do not bill by the hour, because hourly billing puts the firm and the client on opposite sides of every question about how long a piece of work should take, and that is a bad place to be standing when the work turns out to be harder than either party thought. Expenses are passed through at cost and itemized. If the scope moves far enough to move the fee, that conversation happens in writing at the point it becomes apparent, and never at the end.</w:t>
+      </w:r>
+    </w:p>
+    <w:p>
+      <w:pPr>
+        <w:pStyle w:val="Heading2"/>
+      </w:pPr>
+      <w:r>
+        <w:t>The firm</w:t>
       </w:r>
     </w:p>
     <w:p>
       <w:r>
-        <w:t>If your company is at the point where how it runs deserves a hard, outside look, that is our work, and the fastest way to find out whether we are the right firm for it is a direct conversation. We will tell you honestly whether it is a good fit. If it is not, we will point you somewhere better.</w:t>
-      </w:r>
-    </w:p>
-    <w:p>
-      <w:r>
-        <w:t>Daniel Jones</w:t>
-        <w:br/>
-        <w:t>Managing Partner</w:t>
-        <w:br/>
-        <w:t>Pinebrook Advisory Group</w:t>
+        <w:t>Nothing leaves this office without Daniel Jones reading it first, and the Managing Partner reads with a pen in his hand, which is why our reports are shorter than the ones they sit next to and why the recommendation is in the opening paragraph instead of on the last page. The practice has grown since that first engagement, though not by much and not by accident, because we would rather turn work away than staff it with people the client has never met. Anyone who is going to be on your engagement will have been in the room before it starts.</w:t>
       </w:r>
     </w:p>
     <w:sectPr>
